--- a/data/2023年8-9月销售分析报告.docx
+++ b/data/2023年8-9月销售分析报告.docx
@@ -482,7 +482,7 @@
         <w:pStyle w:val="Heading2"/>
       </w:pPr>
       <w:r>
-        <w:t>4.1 销售额最佳供应商</w:t>
+        <w:t>4.1 最近月份销售额最佳供应商</w:t>
       </w:r>
     </w:p>
     <w:p>
@@ -492,7 +492,7 @@
           <w:rFonts w:ascii="宋体" w:hAnsi="宋体"/>
           <w:sz w:val="24"/>
         </w:rPr>
-        <w:t>销售额最好的供应商是「沈阳娱乐有限公司」，销售总额为274,945.00元，占总销售额的5.0%。</w:t>
+        <w:t>【最近月份9月】销售额最好的供应商是「海口电讯科技有限公司」，销售总额为273,564.00元，占9月总销售额的9.6%。</w:t>
       </w:r>
     </w:p>
     <w:p>
@@ -500,7 +500,7 @@
         <w:pStyle w:val="Heading2"/>
       </w:pPr>
       <w:r>
-        <w:t>4.2 供应商销售额排名（前5名）</w:t>
+        <w:t>4.2 9月供应商销售额排名（前5名）</w:t>
       </w:r>
     </w:p>
     <w:tbl>
@@ -573,38 +573,6 @@
           </w:tcPr>
           <w:p>
             <w:r>
-              <w:t>沈阳娱乐有限公司</w:t>
-            </w:r>
-          </w:p>
-        </w:tc>
-        <w:tc>
-          <w:tcPr>
-            <w:tcW w:type="dxa" w:w="2880"/>
-          </w:tcPr>
-          <w:p>
-            <w:r>
-              <w:t>274,945.00</w:t>
-            </w:r>
-          </w:p>
-        </w:tc>
-      </w:tr>
-      <w:tr>
-        <w:tc>
-          <w:tcPr>
-            <w:tcW w:type="dxa" w:w="2880"/>
-          </w:tcPr>
-          <w:p>
-            <w:r>
-              <w:t>2</w:t>
-            </w:r>
-          </w:p>
-        </w:tc>
-        <w:tc>
-          <w:tcPr>
-            <w:tcW w:type="dxa" w:w="2880"/>
-          </w:tcPr>
-          <w:p>
-            <w:r>
               <w:t>海口电讯科技有限公司</w:t>
             </w:r>
           </w:p>
@@ -627,39 +595,7 @@
           </w:tcPr>
           <w:p>
             <w:r>
-              <w:t>3</w:t>
-            </w:r>
-          </w:p>
-        </w:tc>
-        <w:tc>
-          <w:tcPr>
-            <w:tcW w:type="dxa" w:w="2880"/>
-          </w:tcPr>
-          <w:p>
-            <w:r>
-              <w:t>大连通信有限公司</w:t>
-            </w:r>
-          </w:p>
-        </w:tc>
-        <w:tc>
-          <w:tcPr>
-            <w:tcW w:type="dxa" w:w="2880"/>
-          </w:tcPr>
-          <w:p>
-            <w:r>
-              <w:t>271,968.00</w:t>
-            </w:r>
-          </w:p>
-        </w:tc>
-      </w:tr>
-      <w:tr>
-        <w:tc>
-          <w:tcPr>
-            <w:tcW w:type="dxa" w:w="2880"/>
-          </w:tcPr>
-          <w:p>
-            <w:r>
-              <w:t>4</w:t>
+              <w:t>2</w:t>
             </w:r>
           </w:p>
         </w:tc>
@@ -691,6 +627,70 @@
           </w:tcPr>
           <w:p>
             <w:r>
+              <w:t>3</w:t>
+            </w:r>
+          </w:p>
+        </w:tc>
+        <w:tc>
+          <w:tcPr>
+            <w:tcW w:type="dxa" w:w="2880"/>
+          </w:tcPr>
+          <w:p>
+            <w:r>
+              <w:t>兰州数码有限公司</w:t>
+            </w:r>
+          </w:p>
+        </w:tc>
+        <w:tc>
+          <w:tcPr>
+            <w:tcW w:type="dxa" w:w="2880"/>
+          </w:tcPr>
+          <w:p>
+            <w:r>
+              <w:t>233,974.00</w:t>
+            </w:r>
+          </w:p>
+        </w:tc>
+      </w:tr>
+      <w:tr>
+        <w:tc>
+          <w:tcPr>
+            <w:tcW w:type="dxa" w:w="2880"/>
+          </w:tcPr>
+          <w:p>
+            <w:r>
+              <w:t>4</w:t>
+            </w:r>
+          </w:p>
+        </w:tc>
+        <w:tc>
+          <w:tcPr>
+            <w:tcW w:type="dxa" w:w="2880"/>
+          </w:tcPr>
+          <w:p>
+            <w:r>
+              <w:t>嘉义摄影科技有限公司</w:t>
+            </w:r>
+          </w:p>
+        </w:tc>
+        <w:tc>
+          <w:tcPr>
+            <w:tcW w:type="dxa" w:w="2880"/>
+          </w:tcPr>
+          <w:p>
+            <w:r>
+              <w:t>220,987.00</w:t>
+            </w:r>
+          </w:p>
+        </w:tc>
+      </w:tr>
+      <w:tr>
+        <w:tc>
+          <w:tcPr>
+            <w:tcW w:type="dxa" w:w="2880"/>
+          </w:tcPr>
+          <w:p>
+            <w:r>
               <w:t>5</w:t>
             </w:r>
           </w:p>
@@ -701,7 +701,7 @@
           </w:tcPr>
           <w:p>
             <w:r>
-              <w:t>天津通讯有限公司</w:t>
+              <w:t>拉萨摄影有限公司</w:t>
             </w:r>
           </w:p>
         </w:tc>
@@ -711,7 +711,7 @@
           </w:tcPr>
           <w:p>
             <w:r>
-              <w:t>239,970.00</w:t>
+              <w:t>208,989.00</w:t>
             </w:r>
           </w:p>
         </w:tc>
@@ -740,7 +740,7 @@
         <w:t>2. 重点产品：PlayStation 5表现突出，建议加大该产品线的库存和推广力度。</w:t>
         <w:br/>
         <w:br/>
-        <w:t>3. 供应商合作：沈阳娱乐有限公司作为最佳供应商，建议深化合作关系，同时关注其他优质供应商的潜力开发。</w:t>
+        <w:t>3. 供应商合作：海口电讯科技有限公司作为9月（最近月份）最佳供应商，建议深化合作关系，同时关注其他优质供应商的潜力开发。</w:t>
         <w:br/>
         <w:br/>
         <w:t>4. 数据驱动：建议建立常态化销售数据分析机制，及时调整经营策略。</w:t>
